--- a/Main/Roman/Проектирование информационных систем/Практическая номер 2/Практическая номер 2.docx
+++ b/Main/Roman/Проектирование информационных систем/Практическая номер 2/Практическая номер 2.docx
@@ -354,12 +354,7 @@
           </w:tcPr>
           <w:p>
             <w:r>
-              <w:t>Потенциально Расширяет кол</w:t>
-            </w:r>
-            <w:bookmarkStart w:id="0" w:name="_GoBack"/>
-            <w:bookmarkEnd w:id="0"/>
-            <w:r>
-              <w:t xml:space="preserve">ичество </w:t>
+              <w:t xml:space="preserve">Потенциально Расширяет количество </w:t>
             </w:r>
             <w:proofErr w:type="spellStart"/>
             <w:r>
@@ -899,6 +894,8 @@
         </w:rPr>
         <w:t xml:space="preserve"> Xbox, Nintendo Switch 2</w:t>
       </w:r>
+      <w:bookmarkStart w:id="0" w:name="_GoBack"/>
+      <w:bookmarkEnd w:id="0"/>
     </w:p>
     <w:p>
       <w:pPr>
@@ -1033,11 +1030,23 @@
       </w:r>
       <w:proofErr w:type="gramEnd"/>
       <w:r>
-        <w:t xml:space="preserve"> которого убили отчимов</w:t>
-      </w:r>
-      <w:r>
+        <w:t xml:space="preserve"> </w:t>
+      </w:r>
+      <w:r>
+        <w:rPr>
+          <w:highlight w:val="black"/>
+        </w:rPr>
+        <w:t>которого убили отчимов</w:t>
+      </w:r>
+      <w:r>
+        <w:rPr>
+          <w:highlight w:val="black"/>
+        </w:rPr>
         <w:tab/>
-        <w:t xml:space="preserve"> ,   и ты поклялся отомстить </w:t>
+        <w:t xml:space="preserve"> ,   и ты поклялся отомстить</w:t>
+      </w:r>
+      <w:r>
+        <w:t xml:space="preserve"> </w:t>
       </w:r>
     </w:p>
     <w:p/>
